--- a/Entrega_1/Escrito/Word/Informe_entrega_1-Plano_26.docx
+++ b/Entrega_1/Escrito/Word/Informe_entrega_1-Plano_26.docx
@@ -678,7 +678,10 @@
     <w:sdt>
       <w:sdtPr>
         <w:rPr>
-          <w:rFonts w:ascii="Times New Roman" w:hAnsi="Times New Roman" w:cs="Times New Roman"/>
+          <w:rFonts w:ascii="Times New Roman" w:eastAsia="Arial" w:hAnsi="Times New Roman" w:cs="Times New Roman"/>
+          <w:color w:val="auto"/>
+          <w:sz w:val="22"/>
+          <w:szCs w:val="22"/>
           <w:lang w:val="es-ES"/>
         </w:rPr>
         <w:id w:val="1487516943"/>
@@ -689,12 +692,8 @@
       </w:sdtPr>
       <w:sdtEndPr>
         <w:rPr>
-          <w:rFonts w:eastAsia="Arial"/>
           <w:b/>
           <w:bCs/>
-          <w:color w:val="auto"/>
-          <w:sz w:val="22"/>
-          <w:szCs w:val="22"/>
         </w:rPr>
       </w:sdtEndPr>
       <w:sdtContent>
@@ -1959,23 +1958,7 @@
                 <w:rFonts w:ascii="Times New Roman" w:hAnsi="Times New Roman" w:cs="Times New Roman"/>
                 <w:noProof/>
               </w:rPr>
-              <w:t xml:space="preserve">Descripción y Delimitación del </w:t>
-            </w:r>
-            <w:r>
-              <w:rPr>
-                <w:rStyle w:val="Hipervnculo"/>
-                <w:rFonts w:ascii="Times New Roman" w:hAnsi="Times New Roman" w:cs="Times New Roman"/>
-                <w:noProof/>
-              </w:rPr>
-              <w:t>Á</w:t>
-            </w:r>
-            <w:r>
-              <w:rPr>
-                <w:rStyle w:val="Hipervnculo"/>
-                <w:rFonts w:ascii="Times New Roman" w:hAnsi="Times New Roman" w:cs="Times New Roman"/>
-                <w:noProof/>
-              </w:rPr>
-              <w:t>rea de Estudio</w:t>
+              <w:t>Descripción y Delimitación del Área de Estudio</w:t>
             </w:r>
             <w:r>
               <w:rPr>
@@ -2121,7 +2104,7 @@
                 <w:noProof/>
                 <w:webHidden/>
               </w:rPr>
-              <w:t>4</w:t>
+              <w:t>3</w:t>
             </w:r>
             <w:r>
               <w:rPr>
@@ -2173,23 +2156,7 @@
                 <w:rFonts w:ascii="Times New Roman" w:hAnsi="Times New Roman" w:cs="Times New Roman"/>
                 <w:noProof/>
               </w:rPr>
-              <w:t>Determin</w:t>
-            </w:r>
-            <w:r>
-              <w:rPr>
-                <w:rStyle w:val="Hipervnculo"/>
-                <w:rFonts w:ascii="Times New Roman" w:hAnsi="Times New Roman" w:cs="Times New Roman"/>
-                <w:noProof/>
-              </w:rPr>
-              <w:t>a</w:t>
-            </w:r>
-            <w:r>
-              <w:rPr>
-                <w:rStyle w:val="Hipervnculo"/>
-                <w:rFonts w:ascii="Times New Roman" w:hAnsi="Times New Roman" w:cs="Times New Roman"/>
-                <w:noProof/>
-              </w:rPr>
-              <w:t>ción de Puntos de Control</w:t>
+              <w:t>Determinación de Puntos de Control</w:t>
             </w:r>
             <w:r>
               <w:rPr>
@@ -3486,8 +3453,6 @@
       <w:r>
         <w:rPr>
           <w:rFonts w:ascii="Times New Roman" w:hAnsi="Times New Roman" w:cs="Times New Roman"/>
-          <w:b/>
-          <w:bCs/>
         </w:rPr>
       </w:r>
       <w:r>
@@ -4244,7 +4209,7 @@
           <w:noProof/>
         </w:rPr>
         <w:drawing>
-          <wp:inline distT="0" distB="0" distL="0" distR="0" wp14:anchorId="19D1CF92" wp14:editId="05329A8E">
+          <wp:inline distT="0" distB="0" distL="0" distR="0" wp14:anchorId="19D1CF92" wp14:editId="0BFC1A0A">
             <wp:extent cx="5038331" cy="2536466"/>
             <wp:effectExtent l="0" t="0" r="0" b="0"/>
             <wp:docPr id="1027772759" name="Imagen 6"/>
@@ -4494,23 +4459,7 @@
           <w:b/>
           <w:bCs/>
         </w:rPr>
-        <w:t>Fig</w:t>
-      </w:r>
-      <w:r>
-        <w:rPr>
-          <w:rFonts w:ascii="Times New Roman" w:hAnsi="Times New Roman" w:cs="Times New Roman"/>
-          <w:b/>
-          <w:bCs/>
-        </w:rPr>
-        <w:t>u</w:t>
-      </w:r>
-      <w:r>
-        <w:rPr>
-          <w:rFonts w:ascii="Times New Roman" w:hAnsi="Times New Roman" w:cs="Times New Roman"/>
-          <w:b/>
-          <w:bCs/>
-        </w:rPr>
-        <w:t>ra</w:t>
+        <w:t>Figura</w:t>
       </w:r>
       <w:r>
         <w:rPr>
@@ -5805,13 +5754,7 @@
         <w:rPr>
           <w:rFonts w:ascii="Times New Roman" w:hAnsi="Times New Roman" w:cs="Times New Roman"/>
         </w:rPr>
-        <w:t>La tabla de atributos generada en QGIS, con los datos de área para cada polígono, fue exportada para su procesamiento final en Microsoft Excel. En la hoja de cálculo, se agruparon los datos para sumar las áreas de todos los polígonos pertenecientes a una misma categoría. Finalmente, se calculó el área total del corredor y se determinó la contribución porcentual de cada categoría con respecto a este total, consolidando así los resultados en una tabla resumen final</w:t>
-      </w:r>
-      <w:r>
-        <w:rPr>
-          <w:rFonts w:ascii="Times New Roman" w:hAnsi="Times New Roman" w:cs="Times New Roman"/>
-        </w:rPr>
-        <w:t xml:space="preserve"> (Ver </w:t>
+        <w:t xml:space="preserve">La tabla de atributos generada en QGIS, con los datos de área para cada polígono, fue exportada para su procesamiento final en Microsoft Excel. En la hoja de cálculo, se agruparon los datos para sumar las áreas de todos los polígonos pertenecientes a una misma categoría. Finalmente, se calculó el área total del corredor y se determinó la contribución porcentual de cada categoría con respecto a este total, consolidando así los resultados en una tabla resumen final (Ver </w:t>
       </w:r>
       <w:r>
         <w:rPr>
@@ -5829,36 +5772,24 @@
         <w:rPr>
           <w:rFonts w:ascii="Times New Roman" w:hAnsi="Times New Roman" w:cs="Times New Roman"/>
         </w:rPr>
-      </w:r>
-      <w:r>
-        <w:rPr>
-          <w:rFonts w:ascii="Times New Roman" w:hAnsi="Times New Roman" w:cs="Times New Roman"/>
-        </w:rPr>
         <w:instrText xml:space="preserve"> \* MERGEFORMAT </w:instrText>
       </w:r>
       <w:r>
         <w:rPr>
           <w:rFonts w:ascii="Times New Roman" w:hAnsi="Times New Roman" w:cs="Times New Roman"/>
         </w:rPr>
+      </w:r>
+      <w:r>
+        <w:rPr>
+          <w:rFonts w:ascii="Times New Roman" w:hAnsi="Times New Roman" w:cs="Times New Roman"/>
+        </w:rPr>
         <w:fldChar w:fldCharType="separate"/>
       </w:r>
       <w:r>
         <w:rPr>
           <w:rFonts w:ascii="Times New Roman" w:hAnsi="Times New Roman" w:cs="Times New Roman"/>
         </w:rPr>
-        <w:t>Tab</w:t>
-      </w:r>
-      <w:r>
-        <w:rPr>
-          <w:rFonts w:ascii="Times New Roman" w:hAnsi="Times New Roman" w:cs="Times New Roman"/>
-        </w:rPr>
-        <w:t>l</w:t>
-      </w:r>
-      <w:r>
-        <w:rPr>
-          <w:rFonts w:ascii="Times New Roman" w:hAnsi="Times New Roman" w:cs="Times New Roman"/>
-        </w:rPr>
-        <w:t xml:space="preserve">a </w:t>
+        <w:t xml:space="preserve">Tabla </w:t>
       </w:r>
       <w:r>
         <w:rPr>
@@ -5877,13 +5808,7 @@
         <w:rPr>
           <w:rFonts w:ascii="Times New Roman" w:hAnsi="Times New Roman" w:cs="Times New Roman"/>
         </w:rPr>
-        <w:t>)</w:t>
-      </w:r>
-      <w:r>
-        <w:rPr>
-          <w:rFonts w:ascii="Times New Roman" w:hAnsi="Times New Roman" w:cs="Times New Roman"/>
-        </w:rPr>
-        <w:t>.</w:t>
+        <w:t>).</w:t>
       </w:r>
       <w:r>
         <w:rPr>
@@ -6546,8 +6471,8 @@
           <w:rFonts w:ascii="Times New Roman" w:hAnsi="Times New Roman" w:cs="Times New Roman"/>
         </w:rPr>
       </w:pPr>
-      <w:bookmarkStart w:id="24" w:name="_Ref208093107"/>
-      <w:bookmarkStart w:id="25" w:name="_Ref208093112"/>
+      <w:bookmarkStart w:id="24" w:name="_Ref208093112"/>
+      <w:bookmarkStart w:id="25" w:name="_Ref208093107"/>
       <w:r>
         <w:rPr>
           <w:rFonts w:ascii="Times New Roman" w:hAnsi="Times New Roman" w:cs="Times New Roman"/>
@@ -6585,14 +6510,14 @@
         </w:rPr>
         <w:fldChar w:fldCharType="end"/>
       </w:r>
+      <w:bookmarkEnd w:id="24"/>
+      <w:r>
+        <w:rPr>
+          <w:rFonts w:ascii="Times New Roman" w:hAnsi="Times New Roman" w:cs="Times New Roman"/>
+        </w:rPr>
+        <w:t>. Clasificación de Pendientes</w:t>
+      </w:r>
       <w:bookmarkEnd w:id="25"/>
-      <w:r>
-        <w:rPr>
-          <w:rFonts w:ascii="Times New Roman" w:hAnsi="Times New Roman" w:cs="Times New Roman"/>
-        </w:rPr>
-        <w:t>. Clasificación de Pendientes</w:t>
-      </w:r>
-      <w:bookmarkEnd w:id="24"/>
     </w:p>
     <w:p>
       <w:pPr>
@@ -6896,7 +6821,23 @@
                 <w:color w:val="000000"/>
                 <w:lang w:val="es-CO"/>
               </w:rPr>
-              <w:t>1712.0664</w:t>
+              <w:t>171</w:t>
+            </w:r>
+            <w:r>
+              <w:rPr>
+                <w:rFonts w:ascii="Times New Roman" w:eastAsia="Times New Roman" w:hAnsi="Times New Roman" w:cs="Times New Roman"/>
+                <w:color w:val="000000"/>
+                <w:lang w:val="es-CO"/>
+              </w:rPr>
+              <w:t>0</w:t>
+            </w:r>
+            <w:r>
+              <w:rPr>
+                <w:rFonts w:ascii="Times New Roman" w:eastAsia="Times New Roman" w:hAnsi="Times New Roman" w:cs="Times New Roman"/>
+                <w:color w:val="000000"/>
+                <w:lang w:val="es-CO"/>
+              </w:rPr>
+              <w:t>.0664</w:t>
             </w:r>
           </w:p>
         </w:tc>
@@ -13629,6 +13570,27 @@
 </file>
 
 <file path=customXml/item1.xml><?xml version="1.0" encoding="utf-8"?>
+<?mso-contentType ?>
+<FormTemplates xmlns="http://schemas.microsoft.com/sharepoint/v3/contenttype/forms">
+  <Display>DocumentLibraryForm</Display>
+  <Edit>DocumentLibraryForm</Edit>
+  <New>DocumentLibraryForm</New>
+</FormTemplates>
+</file>
+
+<file path=customXml/item2.xml><?xml version="1.0" encoding="utf-8"?>
+<p:properties xmlns:p="http://schemas.microsoft.com/office/2006/metadata/properties" xmlns:xsi="http://www.w3.org/2001/XMLSchema-instance" xmlns:pc="http://schemas.microsoft.com/office/infopath/2007/PartnerControls">
+  <documentManagement>
+    <_activity xmlns="823a692a-21ad-49bc-89ff-a0620a5c2a93" xsi:nil="true"/>
+  </documentManagement>
+</p:properties>
+</file>
+
+<file path=customXml/item3.xml><?xml version="1.0" encoding="utf-8"?>
+<b:Sources xmlns:b="http://schemas.openxmlformats.org/officeDocument/2006/bibliography" xmlns="http://schemas.openxmlformats.org/officeDocument/2006/bibliography" SelectedStyle="\APASixthEditionOfficeOnline.xsl" StyleName="APA" Version="6"/>
+</file>
+
+<file path=customXml/item4.xml><?xml version="1.0" encoding="utf-8"?>
 <ct:contentTypeSchema xmlns:ct="http://schemas.microsoft.com/office/2006/metadata/contentType" xmlns:ma="http://schemas.microsoft.com/office/2006/metadata/properties/metaAttributes" ct:_="" ma:_="" ma:contentTypeName="Documento" ma:contentTypeID="0x010100A91C8957391EB643AF5F22283C703C3D" ma:contentTypeVersion="10" ma:contentTypeDescription="Crear nuevo documento." ma:contentTypeScope="" ma:versionID="8cc0b2be6decc09e271526c9ba40c8a4">
   <xsd:schema xmlns:xsd="http://www.w3.org/2001/XMLSchema" xmlns:xs="http://www.w3.org/2001/XMLSchema" xmlns:p="http://schemas.microsoft.com/office/2006/metadata/properties" xmlns:ns3="823a692a-21ad-49bc-89ff-a0620a5c2a93" targetNamespace="http://schemas.microsoft.com/office/2006/metadata/properties" ma:root="true" ma:fieldsID="5f075c22a63a4abdb2d804d5bb85e4e4" ns3:_="">
     <xsd:import namespace="823a692a-21ad-49bc-89ff-a0620a5c2a93"/>
@@ -13810,28 +13772,33 @@
 </ct:contentTypeSchema>
 </file>
 
-<file path=customXml/item2.xml><?xml version="1.0" encoding="utf-8"?>
-<b:Sources xmlns:b="http://schemas.openxmlformats.org/officeDocument/2006/bibliography" xmlns="http://schemas.openxmlformats.org/officeDocument/2006/bibliography" SelectedStyle="\APASixthEditionOfficeOnline.xsl" StyleName="APA" Version="6"/>
+<file path=customXml/itemProps1.xml><?xml version="1.0" encoding="utf-8"?>
+<ds:datastoreItem xmlns:ds="http://schemas.openxmlformats.org/officeDocument/2006/customXml" ds:itemID="{195E87C4-749F-42B8-992A-000F0ADF5C35}">
+  <ds:schemaRefs>
+    <ds:schemaRef ds:uri="http://schemas.microsoft.com/sharepoint/v3/contenttype/forms"/>
+  </ds:schemaRefs>
+</ds:datastoreItem>
 </file>
 
-<file path=customXml/item3.xml><?xml version="1.0" encoding="utf-8"?>
-<p:properties xmlns:p="http://schemas.microsoft.com/office/2006/metadata/properties" xmlns:xsi="http://www.w3.org/2001/XMLSchema-instance" xmlns:pc="http://schemas.microsoft.com/office/infopath/2007/PartnerControls">
-  <documentManagement>
-    <_activity xmlns="823a692a-21ad-49bc-89ff-a0620a5c2a93" xsi:nil="true"/>
-  </documentManagement>
-</p:properties>
+<file path=customXml/itemProps2.xml><?xml version="1.0" encoding="utf-8"?>
+<ds:datastoreItem xmlns:ds="http://schemas.openxmlformats.org/officeDocument/2006/customXml" ds:itemID="{925BC4F0-1A30-46F0-8F13-557E9ABDB8DD}">
+  <ds:schemaRefs>
+    <ds:schemaRef ds:uri="http://schemas.microsoft.com/office/2006/metadata/properties"/>
+    <ds:schemaRef ds:uri="http://schemas.microsoft.com/office/infopath/2007/PartnerControls"/>
+    <ds:schemaRef ds:uri="823a692a-21ad-49bc-89ff-a0620a5c2a93"/>
+  </ds:schemaRefs>
+</ds:datastoreItem>
 </file>
 
-<file path=customXml/item4.xml><?xml version="1.0" encoding="utf-8"?>
-<?mso-contentType ?>
-<FormTemplates xmlns="http://schemas.microsoft.com/sharepoint/v3/contenttype/forms">
-  <Display>DocumentLibraryForm</Display>
-  <Edit>DocumentLibraryForm</Edit>
-  <New>DocumentLibraryForm</New>
-</FormTemplates>
+<file path=customXml/itemProps3.xml><?xml version="1.0" encoding="utf-8"?>
+<ds:datastoreItem xmlns:ds="http://schemas.openxmlformats.org/officeDocument/2006/customXml" ds:itemID="{352ABBC1-8BEA-4F1D-9FF5-9E09B403DDA4}">
+  <ds:schemaRefs>
+    <ds:schemaRef ds:uri="http://schemas.openxmlformats.org/officeDocument/2006/bibliography"/>
+  </ds:schemaRefs>
+</ds:datastoreItem>
 </file>
 
-<file path=customXml/itemProps1.xml><?xml version="1.0" encoding="utf-8"?>
+<file path=customXml/itemProps4.xml><?xml version="1.0" encoding="utf-8"?>
 <ds:datastoreItem xmlns:ds="http://schemas.openxmlformats.org/officeDocument/2006/customXml" ds:itemID="{9622B595-5523-476F-A2B6-3626689E04C4}">
   <ds:schemaRefs>
     <ds:schemaRef ds:uri="http://schemas.microsoft.com/office/2006/metadata/contentType"/>
@@ -13847,30 +13814,4 @@
     <ds:schemaRef ds:uri="http://schemas.microsoft.com/internal/obd"/>
   </ds:schemaRefs>
 </ds:datastoreItem>
-</file>
-
-<file path=customXml/itemProps2.xml><?xml version="1.0" encoding="utf-8"?>
-<ds:datastoreItem xmlns:ds="http://schemas.openxmlformats.org/officeDocument/2006/customXml" ds:itemID="{352ABBC1-8BEA-4F1D-9FF5-9E09B403DDA4}">
-  <ds:schemaRefs>
-    <ds:schemaRef ds:uri="http://schemas.openxmlformats.org/officeDocument/2006/bibliography"/>
-  </ds:schemaRefs>
-</ds:datastoreItem>
-</file>
-
-<file path=customXml/itemProps3.xml><?xml version="1.0" encoding="utf-8"?>
-<ds:datastoreItem xmlns:ds="http://schemas.openxmlformats.org/officeDocument/2006/customXml" ds:itemID="{925BC4F0-1A30-46F0-8F13-557E9ABDB8DD}">
-  <ds:schemaRefs>
-    <ds:schemaRef ds:uri="http://schemas.microsoft.com/office/2006/metadata/properties"/>
-    <ds:schemaRef ds:uri="http://schemas.microsoft.com/office/infopath/2007/PartnerControls"/>
-    <ds:schemaRef ds:uri="823a692a-21ad-49bc-89ff-a0620a5c2a93"/>
-  </ds:schemaRefs>
-</ds:datastoreItem>
-</file>
-
-<file path=customXml/itemProps4.xml><?xml version="1.0" encoding="utf-8"?>
-<ds:datastoreItem xmlns:ds="http://schemas.openxmlformats.org/officeDocument/2006/customXml" ds:itemID="{195E87C4-749F-42B8-992A-000F0ADF5C35}">
-  <ds:schemaRefs>
-    <ds:schemaRef ds:uri="http://schemas.microsoft.com/sharepoint/v3/contenttype/forms"/>
-  </ds:schemaRefs>
-</ds:datastoreItem>
 </file>